--- a/JavaScript SoftCopy.docx
+++ b/JavaScript SoftCopy.docx
@@ -942,7 +942,23 @@
         <w:rPr>
           <w:rFonts w:ascii="Times New Roman" w:hAnsi="Times New Roman" w:cs="Times New Roman"/>
         </w:rPr>
-        <w:t xml:space="preserve"> Create a webpage for college department and link the student information page with it and write a JavaScript program to display”Welcome to SIT Nagpur” in an alter box.</w:t>
+        <w:t xml:space="preserve"> Create a webpage for college department and link the student information page with it and write a JavaScript program to </w:t>
+      </w:r>
+      <w:proofErr w:type="spellStart"/>
+      <w:proofErr w:type="gramStart"/>
+      <w:r>
+        <w:rPr>
+          <w:rFonts w:ascii="Times New Roman" w:hAnsi="Times New Roman" w:cs="Times New Roman"/>
+        </w:rPr>
+        <w:t>display”Welcome</w:t>
+      </w:r>
+      <w:proofErr w:type="spellEnd"/>
+      <w:proofErr w:type="gramEnd"/>
+      <w:r>
+        <w:rPr>
+          <w:rFonts w:ascii="Times New Roman" w:hAnsi="Times New Roman" w:cs="Times New Roman"/>
+        </w:rPr>
+        <w:t xml:space="preserve"> to SIT Nagpur” in an alter box.</w:t>
       </w:r>
     </w:p>
     <w:p>
@@ -1514,7 +1530,39 @@
           <w:rFonts w:asciiTheme="majorHAnsi" w:hAnsiTheme="majorHAnsi" w:cstheme="majorHAnsi"/>
           <w:bCs/>
         </w:rPr>
-        <w:t>Use var, let, const, and demonstrate basic features like template literals and destructuring; build a billing calculator with user input. </w:t>
+        <w:t xml:space="preserve">Use var, let, </w:t>
+      </w:r>
+      <w:proofErr w:type="spellStart"/>
+      <w:r>
+        <w:rPr>
+          <w:rFonts w:asciiTheme="majorHAnsi" w:hAnsiTheme="majorHAnsi" w:cstheme="majorHAnsi"/>
+          <w:bCs/>
+        </w:rPr>
+        <w:t>const</w:t>
+      </w:r>
+      <w:proofErr w:type="spellEnd"/>
+      <w:r>
+        <w:rPr>
+          <w:rFonts w:asciiTheme="majorHAnsi" w:hAnsiTheme="majorHAnsi" w:cstheme="majorHAnsi"/>
+          <w:bCs/>
+        </w:rPr>
+        <w:t xml:space="preserve">, and demonstrate basic features like template literals and </w:t>
+      </w:r>
+      <w:proofErr w:type="spellStart"/>
+      <w:r>
+        <w:rPr>
+          <w:rFonts w:asciiTheme="majorHAnsi" w:hAnsiTheme="majorHAnsi" w:cstheme="majorHAnsi"/>
+          <w:bCs/>
+        </w:rPr>
+        <w:t>destructuring</w:t>
+      </w:r>
+      <w:proofErr w:type="spellEnd"/>
+      <w:r>
+        <w:rPr>
+          <w:rFonts w:asciiTheme="majorHAnsi" w:hAnsiTheme="majorHAnsi" w:cstheme="majorHAnsi"/>
+          <w:bCs/>
+        </w:rPr>
+        <w:t>; build a billing calculator with user input. </w:t>
       </w:r>
     </w:p>
     <w:p>
@@ -5076,6 +5124,178 @@
     <w:p>
       <w:pPr>
         <w:spacing w:after="200" w:line="276" w:lineRule="auto"/>
+        <w:rPr>
+          <w:b/>
+          <w:bCs/>
+          <w:noProof/>
+        </w:rPr>
+      </w:pPr>
+    </w:p>
+    <w:p>
+      <w:pPr>
+        <w:spacing w:after="200" w:line="276" w:lineRule="auto"/>
+        <w:rPr>
+          <w:b/>
+          <w:bCs/>
+          <w:noProof/>
+        </w:rPr>
+      </w:pPr>
+    </w:p>
+    <w:p>
+      <w:pPr>
+        <w:spacing w:after="200" w:line="276" w:lineRule="auto"/>
+        <w:rPr>
+          <w:b/>
+          <w:bCs/>
+          <w:noProof/>
+        </w:rPr>
+      </w:pPr>
+    </w:p>
+    <w:p>
+      <w:pPr>
+        <w:spacing w:after="200" w:line="276" w:lineRule="auto"/>
+        <w:rPr>
+          <w:b/>
+          <w:bCs/>
+          <w:noProof/>
+        </w:rPr>
+      </w:pPr>
+      <w:r>
+        <w:rPr>
+          <w:b/>
+          <w:bCs/>
+          <w:noProof/>
+        </w:rPr>
+        <w:lastRenderedPageBreak/>
+        <w:t>Output</w:t>
+      </w:r>
+      <w:r>
+        <w:rPr>
+          <w:b/>
+          <w:bCs/>
+          <w:noProof/>
+        </w:rPr>
+        <w:t>:</w:t>
+      </w:r>
+    </w:p>
+    <w:p>
+      <w:pPr>
+        <w:spacing w:after="200" w:line="276" w:lineRule="auto"/>
+        <w:jc w:val="both"/>
+        <w:rPr>
+          <w:rFonts w:ascii="Times New Roman" w:hAnsi="Times New Roman" w:cs="Times New Roman"/>
+        </w:rPr>
+      </w:pPr>
+      <w:r>
+        <w:rPr>
+          <w:noProof/>
+        </w:rPr>
+        <w:drawing>
+          <wp:inline distT="0" distB="0" distL="0" distR="0" wp14:anchorId="79F2167B" wp14:editId="5B4CDDF6">
+            <wp:extent cx="4632960" cy="3410302"/>
+            <wp:effectExtent l="0" t="0" r="0" b="0"/>
+            <wp:docPr id="1374009400" name="Picture 3"/>
+            <wp:cNvGraphicFramePr>
+              <a:graphicFrameLocks xmlns:a="http://schemas.openxmlformats.org/drawingml/2006/main" noChangeAspect="1"/>
+            </wp:cNvGraphicFramePr>
+            <a:graphic xmlns:a="http://schemas.openxmlformats.org/drawingml/2006/main">
+              <a:graphicData uri="http://schemas.openxmlformats.org/drawingml/2006/picture">
+                <pic:pic xmlns:pic="http://schemas.openxmlformats.org/drawingml/2006/picture">
+                  <pic:nvPicPr>
+                    <pic:cNvPr id="0" name="Picture 4"/>
+                    <pic:cNvPicPr>
+                      <a:picLocks noChangeAspect="1" noChangeArrowheads="1"/>
+                    </pic:cNvPicPr>
+                  </pic:nvPicPr>
+                  <pic:blipFill>
+                    <a:blip r:embed="rId68">
+                      <a:extLst>
+                        <a:ext uri="{28A0092B-C50C-407E-A947-70E740481C1C}">
+                          <a14:useLocalDpi xmlns:a14="http://schemas.microsoft.com/office/drawing/2010/main" val="0"/>
+                        </a:ext>
+                      </a:extLst>
+                    </a:blip>
+                    <a:srcRect/>
+                    <a:stretch>
+                      <a:fillRect/>
+                    </a:stretch>
+                  </pic:blipFill>
+                  <pic:spPr bwMode="auto">
+                    <a:xfrm>
+                      <a:off x="0" y="0"/>
+                      <a:ext cx="4641635" cy="3416688"/>
+                    </a:xfrm>
+                    <a:prstGeom prst="rect">
+                      <a:avLst/>
+                    </a:prstGeom>
+                    <a:noFill/>
+                    <a:ln>
+                      <a:noFill/>
+                    </a:ln>
+                  </pic:spPr>
+                </pic:pic>
+              </a:graphicData>
+            </a:graphic>
+          </wp:inline>
+        </w:drawing>
+      </w:r>
+      <w:r>
+        <w:rPr>
+          <w:noProof/>
+        </w:rPr>
+        <w:drawing>
+          <wp:inline distT="0" distB="0" distL="0" distR="0" wp14:anchorId="57555D14" wp14:editId="4D142F17">
+            <wp:extent cx="4625340" cy="3363184"/>
+            <wp:effectExtent l="0" t="0" r="3810" b="8890"/>
+            <wp:docPr id="1546611233" name="Picture 2"/>
+            <wp:cNvGraphicFramePr>
+              <a:graphicFrameLocks xmlns:a="http://schemas.openxmlformats.org/drawingml/2006/main" noChangeAspect="1"/>
+            </wp:cNvGraphicFramePr>
+            <a:graphic xmlns:a="http://schemas.openxmlformats.org/drawingml/2006/main">
+              <a:graphicData uri="http://schemas.openxmlformats.org/drawingml/2006/picture">
+                <pic:pic xmlns:pic="http://schemas.openxmlformats.org/drawingml/2006/picture">
+                  <pic:nvPicPr>
+                    <pic:cNvPr id="0" name="Picture 3"/>
+                    <pic:cNvPicPr>
+                      <a:picLocks noChangeAspect="1" noChangeArrowheads="1"/>
+                    </pic:cNvPicPr>
+                  </pic:nvPicPr>
+                  <pic:blipFill>
+                    <a:blip r:embed="rId69">
+                      <a:extLst>
+                        <a:ext uri="{28A0092B-C50C-407E-A947-70E740481C1C}">
+                          <a14:useLocalDpi xmlns:a14="http://schemas.microsoft.com/office/drawing/2010/main" val="0"/>
+                        </a:ext>
+                      </a:extLst>
+                    </a:blip>
+                    <a:srcRect/>
+                    <a:stretch>
+                      <a:fillRect/>
+                    </a:stretch>
+                  </pic:blipFill>
+                  <pic:spPr bwMode="auto">
+                    <a:xfrm>
+                      <a:off x="0" y="0"/>
+                      <a:ext cx="4645090" cy="3377545"/>
+                    </a:xfrm>
+                    <a:prstGeom prst="rect">
+                      <a:avLst/>
+                    </a:prstGeom>
+                    <a:noFill/>
+                    <a:ln>
+                      <a:noFill/>
+                    </a:ln>
+                  </pic:spPr>
+                </pic:pic>
+              </a:graphicData>
+            </a:graphic>
+          </wp:inline>
+        </w:drawing>
+      </w:r>
+    </w:p>
+    <w:p>
+      <w:pPr>
+        <w:spacing w:after="200" w:line="276" w:lineRule="auto"/>
         <w:jc w:val="both"/>
         <w:rPr>
           <w:rFonts w:ascii="Times New Roman" w:hAnsi="Times New Roman" w:cs="Times New Roman"/>
@@ -5123,32 +5343,753 @@
     </w:p>
     <w:p>
       <w:pPr>
-        <w:spacing w:after="200" w:line="276" w:lineRule="auto"/>
-        <w:jc w:val="both"/>
-        <w:rPr>
-          <w:rFonts w:ascii="Times New Roman" w:hAnsi="Times New Roman" w:cs="Times New Roman"/>
-          <w:b/>
-          <w:bCs/>
-        </w:rPr>
-      </w:pPr>
-    </w:p>
-    <w:p>
-      <w:pPr>
-        <w:spacing w:after="200" w:line="276" w:lineRule="auto"/>
-        <w:jc w:val="both"/>
-        <w:rPr>
-          <w:rFonts w:ascii="Times New Roman" w:hAnsi="Times New Roman" w:cs="Times New Roman"/>
-        </w:rPr>
-      </w:pPr>
-    </w:p>
-    <w:p>
-      <w:pPr>
-        <w:spacing w:after="200" w:line="276" w:lineRule="auto"/>
-        <w:jc w:val="both"/>
-        <w:rPr>
-          <w:rFonts w:ascii="Times New Roman" w:hAnsi="Times New Roman" w:cs="Times New Roman"/>
-        </w:rPr>
-      </w:pPr>
+        <w:rPr>
+          <w:rFonts w:ascii="Times New Roman" w:hAnsi="Times New Roman" w:cs="Times New Roman"/>
+        </w:rPr>
+      </w:pPr>
+    </w:p>
+    <w:p>
+      <w:pPr>
+        <w:jc w:val="center"/>
+        <w:rPr>
+          <w:b/>
+          <w:bCs/>
+          <w:u w:val="single"/>
+        </w:rPr>
+      </w:pPr>
+      <w:r>
+        <w:rPr>
+          <w:b/>
+          <w:bCs/>
+          <w:u w:val="single"/>
+        </w:rPr>
+        <w:lastRenderedPageBreak/>
+        <w:t xml:space="preserve">Experiment No. </w:t>
+      </w:r>
+      <w:r>
+        <w:rPr>
+          <w:b/>
+          <w:bCs/>
+          <w:u w:val="single"/>
+        </w:rPr>
+        <w:t>5</w:t>
+      </w:r>
+    </w:p>
+    <w:p>
+      <w:pPr>
+        <w:spacing w:after="200" w:line="276" w:lineRule="auto"/>
+        <w:jc w:val="both"/>
+      </w:pPr>
+      <w:r>
+        <w:rPr>
+          <w:b/>
+          <w:bCs/>
+        </w:rPr>
+        <w:t>Experiment Title:</w:t>
+      </w:r>
+      <w:r>
+        <w:rPr>
+          <w:b/>
+          <w:bCs/>
+        </w:rPr>
+        <w:t xml:space="preserve"> </w:t>
+      </w:r>
+      <w:r>
+        <w:t>Apply array methods and object handling; create a cart total calculator with discount logic.</w:t>
+      </w:r>
+    </w:p>
+    <w:p>
+      <w:pPr>
+        <w:jc w:val="both"/>
+        <w:rPr>
+          <w:rFonts w:ascii="Times New Roman" w:hAnsi="Times New Roman" w:cs="Times New Roman"/>
+          <w:b/>
+          <w:bCs/>
+        </w:rPr>
+      </w:pPr>
+      <w:r>
+        <w:rPr>
+          <w:b/>
+          <w:bCs/>
+        </w:rPr>
+        <w:t xml:space="preserve">Software/Tools Required: </w:t>
+      </w:r>
+    </w:p>
+    <w:p>
+      <w:pPr>
+        <w:numPr>
+          <w:ilvl w:val="0"/>
+          <w:numId w:val="6"/>
+        </w:numPr>
+        <w:spacing w:after="200" w:line="276" w:lineRule="auto"/>
+        <w:jc w:val="both"/>
+        <w:rPr>
+          <w:rFonts w:ascii="Times New Roman" w:hAnsi="Times New Roman" w:cs="Times New Roman"/>
+        </w:rPr>
+      </w:pPr>
+      <w:r>
+        <w:rPr>
+          <w:rFonts w:ascii="Times New Roman" w:hAnsi="Times New Roman" w:cs="Times New Roman"/>
+        </w:rPr>
+        <w:t xml:space="preserve">Visual Studio Code (VS Code) </w:t>
+      </w:r>
+    </w:p>
+    <w:p>
+      <w:pPr>
+        <w:numPr>
+          <w:ilvl w:val="0"/>
+          <w:numId w:val="6"/>
+        </w:numPr>
+        <w:spacing w:after="200" w:line="276" w:lineRule="auto"/>
+        <w:jc w:val="both"/>
+        <w:rPr>
+          <w:rFonts w:ascii="Times New Roman" w:hAnsi="Times New Roman" w:cs="Times New Roman"/>
+        </w:rPr>
+      </w:pPr>
+      <w:r>
+        <w:rPr>
+          <w:rFonts w:ascii="Times New Roman" w:hAnsi="Times New Roman" w:cs="Times New Roman"/>
+        </w:rPr>
+        <w:t xml:space="preserve">Google Chrome </w:t>
+      </w:r>
+    </w:p>
+    <w:p>
+      <w:pPr>
+        <w:numPr>
+          <w:ilvl w:val="0"/>
+          <w:numId w:val="6"/>
+        </w:numPr>
+        <w:spacing w:after="200" w:line="276" w:lineRule="auto"/>
+        <w:jc w:val="both"/>
+        <w:rPr>
+          <w:rFonts w:ascii="Times New Roman" w:hAnsi="Times New Roman" w:cs="Times New Roman"/>
+        </w:rPr>
+      </w:pPr>
+      <w:r>
+        <w:rPr>
+          <w:rFonts w:ascii="Times New Roman" w:hAnsi="Times New Roman" w:cs="Times New Roman"/>
+        </w:rPr>
+        <w:t xml:space="preserve">HTML5 </w:t>
+      </w:r>
+    </w:p>
+    <w:p>
+      <w:pPr>
+        <w:numPr>
+          <w:ilvl w:val="0"/>
+          <w:numId w:val="6"/>
+        </w:numPr>
+        <w:spacing w:after="200" w:line="276" w:lineRule="auto"/>
+        <w:jc w:val="both"/>
+        <w:rPr>
+          <w:rFonts w:ascii="Times New Roman" w:hAnsi="Times New Roman" w:cs="Times New Roman"/>
+        </w:rPr>
+      </w:pPr>
+      <w:r>
+        <w:rPr>
+          <w:rFonts w:ascii="Times New Roman" w:hAnsi="Times New Roman" w:cs="Times New Roman"/>
+        </w:rPr>
+        <w:t>JavaScript</w:t>
+      </w:r>
+    </w:p>
+    <w:p>
+      <w:pPr>
+        <w:spacing w:after="200" w:line="276" w:lineRule="auto"/>
+        <w:jc w:val="both"/>
+        <w:rPr>
+          <w:rFonts w:ascii="Times New Roman" w:hAnsi="Times New Roman" w:cs="Times New Roman"/>
+          <w:b/>
+          <w:bCs/>
+        </w:rPr>
+      </w:pPr>
+      <w:r>
+        <w:rPr>
+          <w:rFonts w:ascii="Times New Roman" w:hAnsi="Times New Roman" w:cs="Times New Roman"/>
+          <w:b/>
+          <w:bCs/>
+        </w:rPr>
+        <w:t>Experiment Program Code:</w:t>
+      </w:r>
+    </w:p>
+    <w:p>
+      <w:pPr>
+        <w:spacing w:after="200" w:line="276" w:lineRule="auto"/>
+        <w:jc w:val="both"/>
+        <w:rPr>
+          <w:rFonts w:ascii="Times New Roman" w:hAnsi="Times New Roman" w:cs="Times New Roman"/>
+          <w:b/>
+          <w:bCs/>
+        </w:rPr>
+      </w:pPr>
+      <w:r>
+        <w:rPr>
+          <w:rFonts w:ascii="Times New Roman" w:hAnsi="Times New Roman" w:cs="Times New Roman"/>
+          <w:b/>
+          <w:bCs/>
+        </w:rPr>
+        <w:drawing>
+          <wp:inline distT="0" distB="0" distL="0" distR="0" wp14:anchorId="24ADBFBA" wp14:editId="034F2A22">
+            <wp:extent cx="5199380" cy="3779520"/>
+            <wp:effectExtent l="0" t="0" r="1270" b="0"/>
+            <wp:docPr id="2054799984" name="Picture 1"/>
+            <wp:cNvGraphicFramePr>
+              <a:graphicFrameLocks xmlns:a="http://schemas.openxmlformats.org/drawingml/2006/main" noChangeAspect="1"/>
+            </wp:cNvGraphicFramePr>
+            <a:graphic xmlns:a="http://schemas.openxmlformats.org/drawingml/2006/main">
+              <a:graphicData uri="http://schemas.openxmlformats.org/drawingml/2006/picture">
+                <pic:pic xmlns:pic="http://schemas.openxmlformats.org/drawingml/2006/picture">
+                  <pic:nvPicPr>
+                    <pic:cNvPr id="2054799984" name=""/>
+                    <pic:cNvPicPr/>
+                  </pic:nvPicPr>
+                  <pic:blipFill>
+                    <a:blip r:embed="rId70"/>
+                    <a:stretch>
+                      <a:fillRect/>
+                    </a:stretch>
+                  </pic:blipFill>
+                  <pic:spPr>
+                    <a:xfrm>
+                      <a:off x="0" y="0"/>
+                      <a:ext cx="5208070" cy="3785837"/>
+                    </a:xfrm>
+                    <a:prstGeom prst="rect">
+                      <a:avLst/>
+                    </a:prstGeom>
+                  </pic:spPr>
+                </pic:pic>
+              </a:graphicData>
+            </a:graphic>
+          </wp:inline>
+        </w:drawing>
+      </w:r>
+    </w:p>
+    <w:p>
+      <w:pPr>
+        <w:spacing w:after="200" w:line="276" w:lineRule="auto"/>
+        <w:jc w:val="both"/>
+        <w:rPr>
+          <w:rFonts w:ascii="Times New Roman" w:hAnsi="Times New Roman" w:cs="Times New Roman"/>
+          <w:b/>
+          <w:bCs/>
+        </w:rPr>
+      </w:pPr>
+      <w:r>
+        <w:rPr>
+          <w:rFonts w:ascii="Times New Roman" w:hAnsi="Times New Roman" w:cs="Times New Roman"/>
+          <w:b/>
+          <w:bCs/>
+        </w:rPr>
+        <w:t>Output</w:t>
+      </w:r>
+      <w:r>
+        <w:rPr>
+          <w:rFonts w:ascii="Times New Roman" w:hAnsi="Times New Roman" w:cs="Times New Roman"/>
+          <w:b/>
+          <w:bCs/>
+        </w:rPr>
+        <w:t>:</w:t>
+      </w:r>
+    </w:p>
+    <w:p>
+      <w:pPr>
+        <w:spacing w:after="200" w:line="276" w:lineRule="auto"/>
+        <w:jc w:val="both"/>
+        <w:rPr>
+          <w:rFonts w:ascii="Times New Roman" w:hAnsi="Times New Roman" w:cs="Times New Roman"/>
+          <w:b/>
+          <w:bCs/>
+        </w:rPr>
+      </w:pPr>
+      <w:r>
+        <w:rPr>
+          <w:rFonts w:ascii="Times New Roman" w:hAnsi="Times New Roman" w:cs="Times New Roman"/>
+          <w:b/>
+          <w:bCs/>
+        </w:rPr>
+        <w:drawing>
+          <wp:inline distT="0" distB="0" distL="0" distR="0" wp14:anchorId="211408F5" wp14:editId="61DA09EF">
+            <wp:extent cx="5731510" cy="1638935"/>
+            <wp:effectExtent l="0" t="0" r="2540" b="0"/>
+            <wp:docPr id="1873455925" name="Picture 1"/>
+            <wp:cNvGraphicFramePr>
+              <a:graphicFrameLocks xmlns:a="http://schemas.openxmlformats.org/drawingml/2006/main" noChangeAspect="1"/>
+            </wp:cNvGraphicFramePr>
+            <a:graphic xmlns:a="http://schemas.openxmlformats.org/drawingml/2006/main">
+              <a:graphicData uri="http://schemas.openxmlformats.org/drawingml/2006/picture">
+                <pic:pic xmlns:pic="http://schemas.openxmlformats.org/drawingml/2006/picture">
+                  <pic:nvPicPr>
+                    <pic:cNvPr id="1873455925" name=""/>
+                    <pic:cNvPicPr/>
+                  </pic:nvPicPr>
+                  <pic:blipFill>
+                    <a:blip r:embed="rId71"/>
+                    <a:stretch>
+                      <a:fillRect/>
+                    </a:stretch>
+                  </pic:blipFill>
+                  <pic:spPr>
+                    <a:xfrm>
+                      <a:off x="0" y="0"/>
+                      <a:ext cx="5731510" cy="1638935"/>
+                    </a:xfrm>
+                    <a:prstGeom prst="rect">
+                      <a:avLst/>
+                    </a:prstGeom>
+                  </pic:spPr>
+                </pic:pic>
+              </a:graphicData>
+            </a:graphic>
+          </wp:inline>
+        </w:drawing>
+      </w:r>
+    </w:p>
+    <w:p>
+      <w:pPr>
+        <w:spacing w:after="200" w:line="276" w:lineRule="auto"/>
+        <w:jc w:val="both"/>
+        <w:rPr>
+          <w:rFonts w:ascii="Times New Roman" w:hAnsi="Times New Roman" w:cs="Times New Roman"/>
+          <w:b/>
+          <w:bCs/>
+        </w:rPr>
+      </w:pPr>
+    </w:p>
+    <w:p>
+      <w:pPr>
+        <w:spacing w:after="200" w:line="276" w:lineRule="auto"/>
+        <w:jc w:val="both"/>
+        <w:rPr>
+          <w:rFonts w:ascii="Times New Roman" w:hAnsi="Times New Roman" w:cs="Times New Roman"/>
+        </w:rPr>
+      </w:pPr>
+      <w:r>
+        <w:rPr>
+          <w:rFonts w:ascii="Times New Roman" w:hAnsi="Times New Roman" w:cs="Times New Roman"/>
+          <w:b/>
+          <w:bCs/>
+        </w:rPr>
+        <w:t>Case Study Title</w:t>
+      </w:r>
+      <w:r>
+        <w:rPr>
+          <w:rFonts w:ascii="Times New Roman" w:hAnsi="Times New Roman" w:cs="Times New Roman"/>
+          <w:b/>
+          <w:bCs/>
+        </w:rPr>
+        <w:t>:</w:t>
+      </w:r>
+      <w:r>
+        <w:rPr>
+          <w:rFonts w:ascii="Times New Roman" w:hAnsi="Times New Roman" w:cs="Times New Roman"/>
+          <w:b/>
+          <w:bCs/>
+        </w:rPr>
+        <w:t xml:space="preserve"> </w:t>
+      </w:r>
+      <w:r>
+        <w:rPr>
+          <w:rFonts w:ascii="Times New Roman" w:hAnsi="Times New Roman" w:cs="Times New Roman"/>
+        </w:rPr>
+        <w:t>To study the functioning of Array and Loops in JavaScript</w:t>
+      </w:r>
+    </w:p>
+    <w:p>
+      <w:pPr>
+        <w:pStyle w:val="ListParagraph"/>
+        <w:numPr>
+          <w:ilvl w:val="0"/>
+          <w:numId w:val="7"/>
+        </w:numPr>
+        <w:spacing w:after="200" w:line="276" w:lineRule="auto"/>
+        <w:jc w:val="both"/>
+        <w:rPr>
+          <w:rFonts w:ascii="Times New Roman" w:hAnsi="Times New Roman" w:cs="Times New Roman"/>
+        </w:rPr>
+      </w:pPr>
+      <w:r>
+        <w:rPr>
+          <w:rFonts w:ascii="Times New Roman" w:hAnsi="Times New Roman" w:cs="Times New Roman"/>
+        </w:rPr>
+        <w:t>Create and manipulate array: push, pop, shift, unshift, splice, slice</w:t>
+      </w:r>
+    </w:p>
+    <w:p>
+      <w:pPr>
+        <w:pStyle w:val="ListParagraph"/>
+        <w:numPr>
+          <w:ilvl w:val="0"/>
+          <w:numId w:val="7"/>
+        </w:numPr>
+        <w:spacing w:after="200" w:line="276" w:lineRule="auto"/>
+        <w:jc w:val="both"/>
+        <w:rPr>
+          <w:rFonts w:ascii="Times New Roman" w:hAnsi="Times New Roman" w:cs="Times New Roman"/>
+        </w:rPr>
+      </w:pPr>
+      <w:r>
+        <w:rPr>
+          <w:rFonts w:ascii="Times New Roman" w:hAnsi="Times New Roman" w:cs="Times New Roman"/>
+        </w:rPr>
+        <w:t xml:space="preserve">Use array methods: </w:t>
+      </w:r>
+      <w:proofErr w:type="gramStart"/>
+      <w:r>
+        <w:rPr>
+          <w:rFonts w:ascii="Times New Roman" w:hAnsi="Times New Roman" w:cs="Times New Roman"/>
+        </w:rPr>
+        <w:t>map(</w:t>
+      </w:r>
+      <w:proofErr w:type="gramEnd"/>
+      <w:r>
+        <w:rPr>
+          <w:rFonts w:ascii="Times New Roman" w:hAnsi="Times New Roman" w:cs="Times New Roman"/>
+        </w:rPr>
+        <w:t xml:space="preserve">), </w:t>
+      </w:r>
+      <w:proofErr w:type="gramStart"/>
+      <w:r>
+        <w:rPr>
+          <w:rFonts w:ascii="Times New Roman" w:hAnsi="Times New Roman" w:cs="Times New Roman"/>
+        </w:rPr>
+        <w:t>filter(</w:t>
+      </w:r>
+      <w:proofErr w:type="gramEnd"/>
+      <w:r>
+        <w:rPr>
+          <w:rFonts w:ascii="Times New Roman" w:hAnsi="Times New Roman" w:cs="Times New Roman"/>
+        </w:rPr>
+        <w:t xml:space="preserve">), </w:t>
+      </w:r>
+      <w:proofErr w:type="gramStart"/>
+      <w:r>
+        <w:rPr>
+          <w:rFonts w:ascii="Times New Roman" w:hAnsi="Times New Roman" w:cs="Times New Roman"/>
+        </w:rPr>
+        <w:t>reduce(</w:t>
+      </w:r>
+      <w:proofErr w:type="gramEnd"/>
+      <w:r>
+        <w:rPr>
+          <w:rFonts w:ascii="Times New Roman" w:hAnsi="Times New Roman" w:cs="Times New Roman"/>
+        </w:rPr>
+        <w:t xml:space="preserve">), </w:t>
+      </w:r>
+      <w:proofErr w:type="spellStart"/>
+      <w:proofErr w:type="gramStart"/>
+      <w:r>
+        <w:rPr>
+          <w:rFonts w:ascii="Times New Roman" w:hAnsi="Times New Roman" w:cs="Times New Roman"/>
+        </w:rPr>
+        <w:t>forEach</w:t>
+      </w:r>
+      <w:proofErr w:type="spellEnd"/>
+      <w:r>
+        <w:rPr>
+          <w:rFonts w:ascii="Times New Roman" w:hAnsi="Times New Roman" w:cs="Times New Roman"/>
+        </w:rPr>
+        <w:t>(</w:t>
+      </w:r>
+      <w:proofErr w:type="gramEnd"/>
+      <w:r>
+        <w:rPr>
+          <w:rFonts w:ascii="Times New Roman" w:hAnsi="Times New Roman" w:cs="Times New Roman"/>
+        </w:rPr>
+        <w:t>)</w:t>
+      </w:r>
+    </w:p>
+    <w:p>
+      <w:pPr>
+        <w:spacing w:after="200" w:line="276" w:lineRule="auto"/>
+        <w:ind w:left="360"/>
+        <w:jc w:val="both"/>
+        <w:rPr>
+          <w:rFonts w:ascii="Times New Roman" w:hAnsi="Times New Roman" w:cs="Times New Roman"/>
+        </w:rPr>
+      </w:pPr>
+      <w:r>
+        <w:rPr>
+          <w:rFonts w:ascii="Times New Roman" w:hAnsi="Times New Roman" w:cs="Times New Roman"/>
+        </w:rPr>
+        <w:t>Create an array of numbers and find the maximum and minimum value.</w:t>
+      </w:r>
+    </w:p>
+    <w:p>
+      <w:pPr>
+        <w:spacing w:after="200" w:line="276" w:lineRule="auto"/>
+        <w:jc w:val="both"/>
+        <w:rPr>
+          <w:rFonts w:ascii="Times New Roman" w:hAnsi="Times New Roman" w:cs="Times New Roman"/>
+          <w:b/>
+          <w:bCs/>
+        </w:rPr>
+      </w:pPr>
+      <w:r>
+        <w:rPr>
+          <w:rFonts w:ascii="Times New Roman" w:hAnsi="Times New Roman" w:cs="Times New Roman"/>
+          <w:b/>
+          <w:bCs/>
+        </w:rPr>
+        <w:t>Case Study Program Code:</w:t>
+      </w:r>
+      <w:r>
+        <w:rPr>
+          <w:rFonts w:ascii="Times New Roman" w:hAnsi="Times New Roman" w:cs="Times New Roman"/>
+          <w:b/>
+          <w:bCs/>
+        </w:rPr>
+        <w:t xml:space="preserve"> </w:t>
+      </w:r>
+    </w:p>
+    <w:p>
+      <w:pPr>
+        <w:spacing w:after="200" w:line="276" w:lineRule="auto"/>
+        <w:jc w:val="both"/>
+        <w:rPr>
+          <w:noProof/>
+        </w:rPr>
+      </w:pPr>
+      <w:r>
+        <w:rPr>
+          <w:rFonts w:ascii="Times New Roman" w:hAnsi="Times New Roman" w:cs="Times New Roman"/>
+        </w:rPr>
+        <w:drawing>
+          <wp:inline distT="0" distB="0" distL="0" distR="0" wp14:anchorId="4660DEB4" wp14:editId="5AE0E49E">
+            <wp:extent cx="4626610" cy="4333411"/>
+            <wp:effectExtent l="0" t="0" r="2540" b="0"/>
+            <wp:docPr id="1965191186" name="Picture 1"/>
+            <wp:cNvGraphicFramePr>
+              <a:graphicFrameLocks xmlns:a="http://schemas.openxmlformats.org/drawingml/2006/main" noChangeAspect="1"/>
+            </wp:cNvGraphicFramePr>
+            <a:graphic xmlns:a="http://schemas.openxmlformats.org/drawingml/2006/main">
+              <a:graphicData uri="http://schemas.openxmlformats.org/drawingml/2006/picture">
+                <pic:pic xmlns:pic="http://schemas.openxmlformats.org/drawingml/2006/picture">
+                  <pic:nvPicPr>
+                    <pic:cNvPr id="1965191186" name=""/>
+                    <pic:cNvPicPr/>
+                  </pic:nvPicPr>
+                  <pic:blipFill>
+                    <a:blip r:embed="rId72"/>
+                    <a:stretch>
+                      <a:fillRect/>
+                    </a:stretch>
+                  </pic:blipFill>
+                  <pic:spPr>
+                    <a:xfrm>
+                      <a:off x="0" y="0"/>
+                      <a:ext cx="4640803" cy="4346705"/>
+                    </a:xfrm>
+                    <a:prstGeom prst="rect">
+                      <a:avLst/>
+                    </a:prstGeom>
+                  </pic:spPr>
+                </pic:pic>
+              </a:graphicData>
+            </a:graphic>
+          </wp:inline>
+        </w:drawing>
+      </w:r>
+      <w:r>
+        <w:rPr>
+          <w:noProof/>
+        </w:rPr>
+        <w:t xml:space="preserve"> </w:t>
+      </w:r>
+      <w:r>
+        <w:rPr>
+          <w:noProof/>
+        </w:rPr>
+        <w:drawing>
+          <wp:inline distT="0" distB="0" distL="0" distR="0" wp14:anchorId="27A24C3F" wp14:editId="6B3C79D6">
+            <wp:extent cx="4627100" cy="2468880"/>
+            <wp:effectExtent l="0" t="0" r="2540" b="7620"/>
+            <wp:docPr id="518777464" name="Picture 1"/>
+            <wp:cNvGraphicFramePr>
+              <a:graphicFrameLocks xmlns:a="http://schemas.openxmlformats.org/drawingml/2006/main" noChangeAspect="1"/>
+            </wp:cNvGraphicFramePr>
+            <a:graphic xmlns:a="http://schemas.openxmlformats.org/drawingml/2006/main">
+              <a:graphicData uri="http://schemas.openxmlformats.org/drawingml/2006/picture">
+                <pic:pic xmlns:pic="http://schemas.openxmlformats.org/drawingml/2006/picture">
+                  <pic:nvPicPr>
+                    <pic:cNvPr id="518777464" name=""/>
+                    <pic:cNvPicPr/>
+                  </pic:nvPicPr>
+                  <pic:blipFill>
+                    <a:blip r:embed="rId73"/>
+                    <a:stretch>
+                      <a:fillRect/>
+                    </a:stretch>
+                  </pic:blipFill>
+                  <pic:spPr>
+                    <a:xfrm>
+                      <a:off x="0" y="0"/>
+                      <a:ext cx="4652081" cy="2482209"/>
+                    </a:xfrm>
+                    <a:prstGeom prst="rect">
+                      <a:avLst/>
+                    </a:prstGeom>
+                  </pic:spPr>
+                </pic:pic>
+              </a:graphicData>
+            </a:graphic>
+          </wp:inline>
+        </w:drawing>
+      </w:r>
+    </w:p>
+    <w:p>
+      <w:pPr>
+        <w:spacing w:after="200" w:line="276" w:lineRule="auto"/>
+        <w:rPr>
+          <w:b/>
+          <w:bCs/>
+          <w:noProof/>
+        </w:rPr>
+      </w:pPr>
+      <w:r>
+        <w:rPr>
+          <w:b/>
+          <w:bCs/>
+          <w:noProof/>
+        </w:rPr>
+        <w:lastRenderedPageBreak/>
+        <w:t>Output</w:t>
+      </w:r>
+      <w:r>
+        <w:rPr>
+          <w:b/>
+          <w:bCs/>
+          <w:noProof/>
+        </w:rPr>
+        <w:t>:</w:t>
+      </w:r>
+    </w:p>
+    <w:p>
+      <w:pPr>
+        <w:spacing w:after="200" w:line="276" w:lineRule="auto"/>
+        <w:jc w:val="both"/>
+        <w:rPr>
+          <w:rFonts w:ascii="Times New Roman" w:hAnsi="Times New Roman" w:cs="Times New Roman"/>
+          <w:b/>
+          <w:bCs/>
+        </w:rPr>
+      </w:pPr>
+      <w:r>
+        <w:rPr>
+          <w:rFonts w:ascii="Times New Roman" w:hAnsi="Times New Roman" w:cs="Times New Roman"/>
+          <w:b/>
+          <w:bCs/>
+        </w:rPr>
+        <w:drawing>
+          <wp:inline distT="0" distB="0" distL="0" distR="0" wp14:anchorId="476A917F" wp14:editId="1D6C3E53">
+            <wp:extent cx="5731510" cy="3296920"/>
+            <wp:effectExtent l="0" t="0" r="2540" b="0"/>
+            <wp:docPr id="2013374060" name="Picture 1"/>
+            <wp:cNvGraphicFramePr>
+              <a:graphicFrameLocks xmlns:a="http://schemas.openxmlformats.org/drawingml/2006/main" noChangeAspect="1"/>
+            </wp:cNvGraphicFramePr>
+            <a:graphic xmlns:a="http://schemas.openxmlformats.org/drawingml/2006/main">
+              <a:graphicData uri="http://schemas.openxmlformats.org/drawingml/2006/picture">
+                <pic:pic xmlns:pic="http://schemas.openxmlformats.org/drawingml/2006/picture">
+                  <pic:nvPicPr>
+                    <pic:cNvPr id="2013374060" name=""/>
+                    <pic:cNvPicPr/>
+                  </pic:nvPicPr>
+                  <pic:blipFill>
+                    <a:blip r:embed="rId74"/>
+                    <a:stretch>
+                      <a:fillRect/>
+                    </a:stretch>
+                  </pic:blipFill>
+                  <pic:spPr>
+                    <a:xfrm>
+                      <a:off x="0" y="0"/>
+                      <a:ext cx="5731510" cy="3296920"/>
+                    </a:xfrm>
+                    <a:prstGeom prst="rect">
+                      <a:avLst/>
+                    </a:prstGeom>
+                  </pic:spPr>
+                </pic:pic>
+              </a:graphicData>
+            </a:graphic>
+          </wp:inline>
+        </w:drawing>
+      </w:r>
+    </w:p>
+    <w:p>
+      <w:pPr>
+        <w:spacing w:after="200" w:line="276" w:lineRule="auto"/>
+        <w:jc w:val="both"/>
+        <w:rPr>
+          <w:rFonts w:ascii="Times New Roman" w:hAnsi="Times New Roman" w:cs="Times New Roman"/>
+          <w:b/>
+          <w:bCs/>
+        </w:rPr>
+      </w:pPr>
+      <w:r>
+        <w:rPr>
+          <w:rFonts w:ascii="Times New Roman" w:hAnsi="Times New Roman" w:cs="Times New Roman"/>
+          <w:b/>
+          <w:bCs/>
+        </w:rPr>
+        <w:t>Result/Conclusion:</w:t>
+      </w:r>
+    </w:p>
+    <w:p>
+      <w:pPr>
+        <w:spacing w:after="200" w:line="276" w:lineRule="auto"/>
+        <w:jc w:val="both"/>
+        <w:rPr>
+          <w:rFonts w:ascii="Times New Roman" w:hAnsi="Times New Roman" w:cs="Times New Roman"/>
+        </w:rPr>
+      </w:pPr>
+      <w:r>
+        <w:rPr>
+          <w:rFonts w:ascii="Times New Roman" w:hAnsi="Times New Roman" w:cs="Times New Roman"/>
+        </w:rPr>
+        <w:t xml:space="preserve">The discount based on the defined spending threshold using array methods </w:t>
+      </w:r>
+      <w:proofErr w:type="gramStart"/>
+      <w:r>
+        <w:rPr>
+          <w:rFonts w:ascii="Times New Roman" w:hAnsi="Times New Roman" w:cs="Times New Roman"/>
+        </w:rPr>
+        <w:t>reduce(</w:t>
+      </w:r>
+      <w:proofErr w:type="gramEnd"/>
+      <w:r>
+        <w:rPr>
+          <w:rFonts w:ascii="Times New Roman" w:hAnsi="Times New Roman" w:cs="Times New Roman"/>
+        </w:rPr>
+        <w:t xml:space="preserve">), </w:t>
+      </w:r>
+      <w:proofErr w:type="gramStart"/>
+      <w:r>
+        <w:rPr>
+          <w:rFonts w:ascii="Times New Roman" w:hAnsi="Times New Roman" w:cs="Times New Roman"/>
+        </w:rPr>
+        <w:t>find(</w:t>
+      </w:r>
+      <w:proofErr w:type="gramEnd"/>
+      <w:r>
+        <w:rPr>
+          <w:rFonts w:ascii="Times New Roman" w:hAnsi="Times New Roman" w:cs="Times New Roman"/>
+        </w:rPr>
+        <w:t xml:space="preserve">), </w:t>
+      </w:r>
+      <w:proofErr w:type="gramStart"/>
+      <w:r>
+        <w:rPr>
+          <w:rFonts w:ascii="Times New Roman" w:hAnsi="Times New Roman" w:cs="Times New Roman"/>
+        </w:rPr>
+        <w:t>map(</w:t>
+      </w:r>
+      <w:proofErr w:type="gramEnd"/>
+      <w:r>
+        <w:rPr>
+          <w:rFonts w:ascii="Times New Roman" w:hAnsi="Times New Roman" w:cs="Times New Roman"/>
+        </w:rPr>
+        <w:t>) it successfully updates the user interface in real time providing an interactive shopping cart experience in INR</w:t>
+      </w:r>
     </w:p>
     <w:sectPr>
       <w:pgSz w:w="11906" w:h="16838"/>
@@ -5249,6 +6190,181 @@
     </w:lvl>
   </w:abstractNum>
   <w:abstractNum w:abstractNumId="1" w15:restartNumberingAfterBreak="0">
+    <w:nsid w:val="1A515E65"/>
+    <w:multiLevelType w:val="hybridMultilevel"/>
+    <w:tmpl w:val="FFDE9582"/>
+    <w:lvl w:ilvl="0" w:tplc="40090017">
+      <w:start w:val="1"/>
+      <w:numFmt w:val="lowerLetter"/>
+      <w:lvlText w:val="%1)"/>
+      <w:lvlJc w:val="left"/>
+      <w:pPr>
+        <w:ind w:left="720" w:hanging="360"/>
+      </w:pPr>
+      <w:rPr>
+        <w:rFonts w:hint="default"/>
+      </w:rPr>
+    </w:lvl>
+    <w:lvl w:ilvl="1" w:tplc="40090019" w:tentative="1">
+      <w:start w:val="1"/>
+      <w:numFmt w:val="lowerLetter"/>
+      <w:lvlText w:val="%2."/>
+      <w:lvlJc w:val="left"/>
+      <w:pPr>
+        <w:ind w:left="1440" w:hanging="360"/>
+      </w:pPr>
+    </w:lvl>
+    <w:lvl w:ilvl="2" w:tplc="4009001B" w:tentative="1">
+      <w:start w:val="1"/>
+      <w:numFmt w:val="lowerRoman"/>
+      <w:lvlText w:val="%3."/>
+      <w:lvlJc w:val="right"/>
+      <w:pPr>
+        <w:ind w:left="2160" w:hanging="180"/>
+      </w:pPr>
+    </w:lvl>
+    <w:lvl w:ilvl="3" w:tplc="4009000F" w:tentative="1">
+      <w:start w:val="1"/>
+      <w:numFmt w:val="decimal"/>
+      <w:lvlText w:val="%4."/>
+      <w:lvlJc w:val="left"/>
+      <w:pPr>
+        <w:ind w:left="2880" w:hanging="360"/>
+      </w:pPr>
+    </w:lvl>
+    <w:lvl w:ilvl="4" w:tplc="40090019" w:tentative="1">
+      <w:start w:val="1"/>
+      <w:numFmt w:val="lowerLetter"/>
+      <w:lvlText w:val="%5."/>
+      <w:lvlJc w:val="left"/>
+      <w:pPr>
+        <w:ind w:left="3600" w:hanging="360"/>
+      </w:pPr>
+    </w:lvl>
+    <w:lvl w:ilvl="5" w:tplc="4009001B" w:tentative="1">
+      <w:start w:val="1"/>
+      <w:numFmt w:val="lowerRoman"/>
+      <w:lvlText w:val="%6."/>
+      <w:lvlJc w:val="right"/>
+      <w:pPr>
+        <w:ind w:left="4320" w:hanging="180"/>
+      </w:pPr>
+    </w:lvl>
+    <w:lvl w:ilvl="6" w:tplc="4009000F" w:tentative="1">
+      <w:start w:val="1"/>
+      <w:numFmt w:val="decimal"/>
+      <w:lvlText w:val="%7."/>
+      <w:lvlJc w:val="left"/>
+      <w:pPr>
+        <w:ind w:left="5040" w:hanging="360"/>
+      </w:pPr>
+    </w:lvl>
+    <w:lvl w:ilvl="7" w:tplc="40090019" w:tentative="1">
+      <w:start w:val="1"/>
+      <w:numFmt w:val="lowerLetter"/>
+      <w:lvlText w:val="%8."/>
+      <w:lvlJc w:val="left"/>
+      <w:pPr>
+        <w:ind w:left="5760" w:hanging="360"/>
+      </w:pPr>
+    </w:lvl>
+    <w:lvl w:ilvl="8" w:tplc="4009001B" w:tentative="1">
+      <w:start w:val="1"/>
+      <w:numFmt w:val="lowerRoman"/>
+      <w:lvlText w:val="%9."/>
+      <w:lvlJc w:val="right"/>
+      <w:pPr>
+        <w:ind w:left="6480" w:hanging="180"/>
+      </w:pPr>
+    </w:lvl>
+  </w:abstractNum>
+  <w:abstractNum w:abstractNumId="2" w15:restartNumberingAfterBreak="0">
+    <w:nsid w:val="26EB42B1"/>
+    <w:multiLevelType w:val="hybridMultilevel"/>
+    <w:tmpl w:val="C6809CD4"/>
+    <w:lvl w:ilvl="0" w:tplc="FFFFFFFF">
+      <w:start w:val="1"/>
+      <w:numFmt w:val="decimal"/>
+      <w:lvlText w:val="%1."/>
+      <w:lvlJc w:val="left"/>
+      <w:pPr>
+        <w:ind w:left="720" w:hanging="360"/>
+      </w:pPr>
+    </w:lvl>
+    <w:lvl w:ilvl="1" w:tplc="FFFFFFFF">
+      <w:start w:val="1"/>
+      <w:numFmt w:val="lowerLetter"/>
+      <w:lvlText w:val="%2."/>
+      <w:lvlJc w:val="left"/>
+      <w:pPr>
+        <w:ind w:left="1440" w:hanging="360"/>
+      </w:pPr>
+    </w:lvl>
+    <w:lvl w:ilvl="2" w:tplc="FFFFFFFF">
+      <w:start w:val="1"/>
+      <w:numFmt w:val="lowerRoman"/>
+      <w:lvlText w:val="%3."/>
+      <w:lvlJc w:val="right"/>
+      <w:pPr>
+        <w:ind w:left="2160" w:hanging="180"/>
+      </w:pPr>
+    </w:lvl>
+    <w:lvl w:ilvl="3" w:tplc="FFFFFFFF">
+      <w:start w:val="1"/>
+      <w:numFmt w:val="decimal"/>
+      <w:lvlText w:val="%4."/>
+      <w:lvlJc w:val="left"/>
+      <w:pPr>
+        <w:ind w:left="2880" w:hanging="360"/>
+      </w:pPr>
+    </w:lvl>
+    <w:lvl w:ilvl="4" w:tplc="FFFFFFFF">
+      <w:start w:val="1"/>
+      <w:numFmt w:val="lowerLetter"/>
+      <w:lvlText w:val="%5."/>
+      <w:lvlJc w:val="left"/>
+      <w:pPr>
+        <w:ind w:left="3600" w:hanging="360"/>
+      </w:pPr>
+    </w:lvl>
+    <w:lvl w:ilvl="5" w:tplc="FFFFFFFF">
+      <w:start w:val="1"/>
+      <w:numFmt w:val="lowerRoman"/>
+      <w:lvlText w:val="%6."/>
+      <w:lvlJc w:val="right"/>
+      <w:pPr>
+        <w:ind w:left="4320" w:hanging="180"/>
+      </w:pPr>
+    </w:lvl>
+    <w:lvl w:ilvl="6" w:tplc="FFFFFFFF">
+      <w:start w:val="1"/>
+      <w:numFmt w:val="decimal"/>
+      <w:lvlText w:val="%7."/>
+      <w:lvlJc w:val="left"/>
+      <w:pPr>
+        <w:ind w:left="5040" w:hanging="360"/>
+      </w:pPr>
+    </w:lvl>
+    <w:lvl w:ilvl="7" w:tplc="FFFFFFFF">
+      <w:start w:val="1"/>
+      <w:numFmt w:val="lowerLetter"/>
+      <w:lvlText w:val="%8."/>
+      <w:lvlJc w:val="left"/>
+      <w:pPr>
+        <w:ind w:left="5760" w:hanging="360"/>
+      </w:pPr>
+    </w:lvl>
+    <w:lvl w:ilvl="8" w:tplc="FFFFFFFF">
+      <w:start w:val="1"/>
+      <w:numFmt w:val="lowerRoman"/>
+      <w:lvlText w:val="%9."/>
+      <w:lvlJc w:val="right"/>
+      <w:pPr>
+        <w:ind w:left="6480" w:hanging="180"/>
+      </w:pPr>
+    </w:lvl>
+  </w:abstractNum>
+  <w:abstractNum w:abstractNumId="3" w15:restartNumberingAfterBreak="0">
     <w:nsid w:val="559456BE"/>
     <w:multiLevelType w:val="hybridMultilevel"/>
     <w:tmpl w:val="C6809CD4"/>
@@ -5334,7 +6450,7 @@
       </w:pPr>
     </w:lvl>
   </w:abstractNum>
-  <w:abstractNum w:abstractNumId="2" w15:restartNumberingAfterBreak="0">
+  <w:abstractNum w:abstractNumId="4" w15:restartNumberingAfterBreak="0">
     <w:nsid w:val="62762187"/>
     <w:multiLevelType w:val="hybridMultilevel"/>
     <w:tmpl w:val="C6809CD4"/>
@@ -5420,7 +6536,7 @@
       </w:pPr>
     </w:lvl>
   </w:abstractNum>
-  <w:abstractNum w:abstractNumId="3" w15:restartNumberingAfterBreak="0">
+  <w:abstractNum w:abstractNumId="5" w15:restartNumberingAfterBreak="0">
     <w:nsid w:val="72365F27"/>
     <w:multiLevelType w:val="hybridMultilevel"/>
     <w:tmpl w:val="C6809CD4"/>
@@ -5540,13 +6656,19 @@
     <w:abstractNumId w:val="0"/>
   </w:num>
   <w:num w:numId="3" w16cid:durableId="160119816">
-    <w:abstractNumId w:val="1"/>
+    <w:abstractNumId w:val="3"/>
   </w:num>
   <w:num w:numId="4" w16cid:durableId="378554596">
-    <w:abstractNumId w:val="3"/>
+    <w:abstractNumId w:val="5"/>
   </w:num>
   <w:num w:numId="5" w16cid:durableId="1937128549">
+    <w:abstractNumId w:val="4"/>
+  </w:num>
+  <w:num w:numId="6" w16cid:durableId="1298606096">
     <w:abstractNumId w:val="2"/>
+  </w:num>
+  <w:num w:numId="7" w16cid:durableId="1834680622">
+    <w:abstractNumId w:val="1"/>
   </w:num>
 </w:numbering>
 </file>
@@ -6154,6 +7276,7 @@
   <w:style w:type="character" w:default="1" w:styleId="DefaultParagraphFont">
     <w:name w:val="Default Paragraph Font"/>
     <w:uiPriority w:val="1"/>
+    <w:semiHidden/>
     <w:unhideWhenUsed/>
   </w:style>
   <w:style w:type="table" w:default="1" w:styleId="TableNormal">
